--- a/PROVA PRATICA_DESEN_SIST_2025.docx
+++ b/PROVA PRATICA_DESEN_SIST_2025.docx
@@ -10338,11 +10338,19 @@
               <w:widowControl w:val="0"/>
               <w:autoSpaceDE w:val="0"/>
               <w:autoSpaceDN w:val="0"/>
-              <w:rPr>
-                <w:color w:val="000000" w:themeColor="text1"/>
-                <w:lang w:eastAsia="en-US"/>
-              </w:rPr>
-            </w:pPr>
+              <w:jc w:val="center"/>
+              <w:rPr>
+                <w:color w:val="000000" w:themeColor="text1"/>
+                <w:lang w:eastAsia="en-US"/>
+              </w:rPr>
+            </w:pPr>
+            <w:r>
+              <w:rPr>
+                <w:color w:val="000000" w:themeColor="text1"/>
+                <w:lang w:eastAsia="en-US"/>
+              </w:rPr>
+              <w:t>X</w:t>
+            </w:r>
           </w:p>
         </w:tc>
         <w:tc>
@@ -10514,11 +10522,19 @@
               <w:widowControl w:val="0"/>
               <w:autoSpaceDE w:val="0"/>
               <w:autoSpaceDN w:val="0"/>
-              <w:rPr>
-                <w:color w:val="000000" w:themeColor="text1"/>
-                <w:lang w:eastAsia="en-US"/>
-              </w:rPr>
-            </w:pPr>
+              <w:jc w:val="center"/>
+              <w:rPr>
+                <w:color w:val="000000" w:themeColor="text1"/>
+                <w:lang w:eastAsia="en-US"/>
+              </w:rPr>
+            </w:pPr>
+            <w:r>
+              <w:rPr>
+                <w:color w:val="000000" w:themeColor="text1"/>
+                <w:lang w:eastAsia="en-US"/>
+              </w:rPr>
+              <w:t>X</w:t>
+            </w:r>
           </w:p>
         </w:tc>
         <w:tc>
@@ -10741,11 +10757,19 @@
               <w:widowControl w:val="0"/>
               <w:autoSpaceDE w:val="0"/>
               <w:autoSpaceDN w:val="0"/>
-              <w:rPr>
-                <w:color w:val="000000" w:themeColor="text1"/>
-                <w:lang w:eastAsia="en-US"/>
-              </w:rPr>
-            </w:pPr>
+              <w:jc w:val="center"/>
+              <w:rPr>
+                <w:color w:val="000000" w:themeColor="text1"/>
+                <w:lang w:eastAsia="en-US"/>
+              </w:rPr>
+            </w:pPr>
+            <w:r>
+              <w:rPr>
+                <w:color w:val="000000" w:themeColor="text1"/>
+                <w:lang w:eastAsia="en-US"/>
+              </w:rPr>
+              <w:t>X</w:t>
+            </w:r>
           </w:p>
         </w:tc>
         <w:tc>
@@ -10931,11 +10955,19 @@
               <w:widowControl w:val="0"/>
               <w:autoSpaceDE w:val="0"/>
               <w:autoSpaceDN w:val="0"/>
-              <w:rPr>
-                <w:color w:val="000000" w:themeColor="text1"/>
-                <w:lang w:eastAsia="en-US"/>
-              </w:rPr>
-            </w:pPr>
+              <w:jc w:val="center"/>
+              <w:rPr>
+                <w:color w:val="000000" w:themeColor="text1"/>
+                <w:lang w:eastAsia="en-US"/>
+              </w:rPr>
+            </w:pPr>
+            <w:r>
+              <w:rPr>
+                <w:color w:val="000000" w:themeColor="text1"/>
+                <w:lang w:eastAsia="en-US"/>
+              </w:rPr>
+              <w:t>X</w:t>
+            </w:r>
           </w:p>
         </w:tc>
         <w:tc>
@@ -11107,11 +11139,19 @@
               <w:widowControl w:val="0"/>
               <w:autoSpaceDE w:val="0"/>
               <w:autoSpaceDN w:val="0"/>
-              <w:rPr>
-                <w:color w:val="000000" w:themeColor="text1"/>
-                <w:lang w:eastAsia="en-US"/>
-              </w:rPr>
-            </w:pPr>
+              <w:jc w:val="center"/>
+              <w:rPr>
+                <w:color w:val="000000" w:themeColor="text1"/>
+                <w:lang w:eastAsia="en-US"/>
+              </w:rPr>
+            </w:pPr>
+            <w:r>
+              <w:rPr>
+                <w:color w:val="000000" w:themeColor="text1"/>
+                <w:lang w:eastAsia="en-US"/>
+              </w:rPr>
+              <w:t>X</w:t>
+            </w:r>
           </w:p>
         </w:tc>
         <w:tc>
@@ -11283,11 +11323,19 @@
               <w:widowControl w:val="0"/>
               <w:autoSpaceDE w:val="0"/>
               <w:autoSpaceDN w:val="0"/>
-              <w:rPr>
-                <w:color w:val="000000" w:themeColor="text1"/>
-                <w:lang w:eastAsia="en-US"/>
-              </w:rPr>
-            </w:pPr>
+              <w:jc w:val="center"/>
+              <w:rPr>
+                <w:color w:val="000000" w:themeColor="text1"/>
+                <w:lang w:eastAsia="en-US"/>
+              </w:rPr>
+            </w:pPr>
+            <w:r>
+              <w:rPr>
+                <w:color w:val="000000" w:themeColor="text1"/>
+                <w:lang w:eastAsia="en-US"/>
+              </w:rPr>
+              <w:t>X</w:t>
+            </w:r>
           </w:p>
         </w:tc>
         <w:tc>
@@ -11454,11 +11502,19 @@
               <w:widowControl w:val="0"/>
               <w:autoSpaceDE w:val="0"/>
               <w:autoSpaceDN w:val="0"/>
-              <w:rPr>
-                <w:color w:val="000000" w:themeColor="text1"/>
-                <w:lang w:eastAsia="en-US"/>
-              </w:rPr>
-            </w:pPr>
+              <w:jc w:val="center"/>
+              <w:rPr>
+                <w:color w:val="000000" w:themeColor="text1"/>
+                <w:lang w:eastAsia="en-US"/>
+              </w:rPr>
+            </w:pPr>
+            <w:r>
+              <w:rPr>
+                <w:color w:val="000000" w:themeColor="text1"/>
+                <w:lang w:eastAsia="en-US"/>
+              </w:rPr>
+              <w:t>X</w:t>
+            </w:r>
           </w:p>
         </w:tc>
         <w:tc>
@@ -11630,10 +11686,17 @@
           </w:tcPr>
           <w:p>
             <w:pPr>
-              <w:rPr>
-                <w:color w:val="000000" w:themeColor="text1"/>
-              </w:rPr>
-            </w:pPr>
+              <w:jc w:val="center"/>
+              <w:rPr>
+                <w:color w:val="000000" w:themeColor="text1"/>
+              </w:rPr>
+            </w:pPr>
+            <w:r>
+              <w:rPr>
+                <w:color w:val="000000" w:themeColor="text1"/>
+              </w:rPr>
+              <w:t>X</w:t>
+            </w:r>
           </w:p>
         </w:tc>
         <w:tc>
@@ -11783,10 +11846,17 @@
           </w:tcPr>
           <w:p>
             <w:pPr>
-              <w:rPr>
-                <w:color w:val="000000" w:themeColor="text1"/>
-              </w:rPr>
-            </w:pPr>
+              <w:jc w:val="center"/>
+              <w:rPr>
+                <w:color w:val="000000" w:themeColor="text1"/>
+              </w:rPr>
+            </w:pPr>
+            <w:r>
+              <w:rPr>
+                <w:color w:val="000000" w:themeColor="text1"/>
+              </w:rPr>
+              <w:t>X</w:t>
+            </w:r>
           </w:p>
         </w:tc>
         <w:tc>
@@ -11936,10 +12006,17 @@
           </w:tcPr>
           <w:p>
             <w:pPr>
-              <w:rPr>
-                <w:color w:val="000000" w:themeColor="text1"/>
-              </w:rPr>
-            </w:pPr>
+              <w:jc w:val="center"/>
+              <w:rPr>
+                <w:color w:val="000000" w:themeColor="text1"/>
+              </w:rPr>
+            </w:pPr>
+            <w:r>
+              <w:rPr>
+                <w:color w:val="000000" w:themeColor="text1"/>
+              </w:rPr>
+              <w:t>X</w:t>
+            </w:r>
           </w:p>
         </w:tc>
         <w:tc>
@@ -12089,10 +12166,17 @@
           </w:tcPr>
           <w:p>
             <w:pPr>
-              <w:rPr>
-                <w:color w:val="000000" w:themeColor="text1"/>
-              </w:rPr>
-            </w:pPr>
+              <w:jc w:val="center"/>
+              <w:rPr>
+                <w:color w:val="000000" w:themeColor="text1"/>
+              </w:rPr>
+            </w:pPr>
+            <w:r>
+              <w:rPr>
+                <w:color w:val="000000" w:themeColor="text1"/>
+              </w:rPr>
+              <w:t>X</w:t>
+            </w:r>
           </w:p>
         </w:tc>
         <w:tc>
@@ -12242,10 +12326,17 @@
           </w:tcPr>
           <w:p>
             <w:pPr>
-              <w:rPr>
-                <w:color w:val="000000" w:themeColor="text1"/>
-              </w:rPr>
-            </w:pPr>
+              <w:jc w:val="center"/>
+              <w:rPr>
+                <w:color w:val="000000" w:themeColor="text1"/>
+              </w:rPr>
+            </w:pPr>
+            <w:r>
+              <w:rPr>
+                <w:color w:val="000000" w:themeColor="text1"/>
+              </w:rPr>
+              <w:t>X</w:t>
+            </w:r>
           </w:p>
         </w:tc>
         <w:tc>
